--- a/Phase-wise Documentation/8. Project Demonstration/Project Demo Planning.docx
+++ b/Phase-wise Documentation/8. Project Demonstration/Project Demo Planning.docx
@@ -60,7 +60,9 @@
             </w:tcBorders>
           </w:tcPr>
           <w:p>
-            <w:r/>
+            <w:r>
+              <w:t>03 October 2026</w:t>
+            </w:r>
           </w:p>
         </w:tc>
       </w:tr>
@@ -97,7 +99,7 @@
           </w:tcPr>
           <w:p>
             <w:r>
-              <w:t>xxxxxx</w:t>
+              <w:t>SWTID-2026-7859</w:t>
             </w:r>
           </w:p>
         </w:tc>
@@ -398,7 +400,7 @@
               <w:rPr>
                 <w:sz w:val="19"/>
               </w:rPr>
-              <w:t>Arumparithi B</w:t>
+              <w:t>Atchayabharath K S</w:t>
             </w:r>
           </w:p>
         </w:tc>
@@ -674,7 +676,7 @@
               <w:rPr>
                 <w:sz w:val="19"/>
               </w:rPr>
-              <w:t>Arumparithi B</w:t>
+              <w:t>Atchayabharath K S</w:t>
             </w:r>
           </w:p>
         </w:tc>
@@ -858,7 +860,7 @@
               <w:rPr>
                 <w:sz w:val="19"/>
               </w:rPr>
-              <w:t>Arumparithi B</w:t>
+              <w:t>Both members</w:t>
             </w:r>
           </w:p>
         </w:tc>
